--- a/Core Java - Day 4 - 13-08-2025.docx
+++ b/Core Java - Day 4 - 13-08-2025.docx
@@ -80,22 +80,86 @@
           <w:sz w:val="28"/>
           <w:szCs w:val="28"/>
         </w:rPr>
-        <w:t xml:space="preserve">Static variable : if variable is static we can assign the value for that variable using class name object not required. </w:t>
-      </w:r>
-    </w:p>
-    <w:p>
-      <w:pPr>
-        <w:rPr>
-          <w:sz w:val="28"/>
-          <w:szCs w:val="28"/>
-        </w:rPr>
-      </w:pPr>
-      <w:r>
-        <w:rPr>
-          <w:sz w:val="28"/>
-          <w:szCs w:val="28"/>
-        </w:rPr>
-        <w:t xml:space="preserve">Static method : if method is static we can call that method with help of class name object is not required. </w:t>
+        <w:t xml:space="preserve">Static </w:t>
+      </w:r>
+      <w:proofErr w:type="gramStart"/>
+      <w:r>
+        <w:rPr>
+          <w:sz w:val="28"/>
+          <w:szCs w:val="28"/>
+        </w:rPr>
+        <w:t>variable :</w:t>
+      </w:r>
+      <w:proofErr w:type="gramEnd"/>
+      <w:r>
+        <w:rPr>
+          <w:sz w:val="28"/>
+          <w:szCs w:val="28"/>
+        </w:rPr>
+        <w:t xml:space="preserve"> if variable is </w:t>
+      </w:r>
+      <w:proofErr w:type="gramStart"/>
+      <w:r>
+        <w:rPr>
+          <w:sz w:val="28"/>
+          <w:szCs w:val="28"/>
+        </w:rPr>
+        <w:t>static</w:t>
+      </w:r>
+      <w:proofErr w:type="gramEnd"/>
+      <w:r>
+        <w:rPr>
+          <w:sz w:val="28"/>
+          <w:szCs w:val="28"/>
+        </w:rPr>
+        <w:t xml:space="preserve"> we can assign the value for that variable using class name object not required. </w:t>
+      </w:r>
+    </w:p>
+    <w:p>
+      <w:pPr>
+        <w:rPr>
+          <w:sz w:val="28"/>
+          <w:szCs w:val="28"/>
+        </w:rPr>
+      </w:pPr>
+      <w:r>
+        <w:rPr>
+          <w:sz w:val="28"/>
+          <w:szCs w:val="28"/>
+        </w:rPr>
+        <w:t xml:space="preserve">Static </w:t>
+      </w:r>
+      <w:proofErr w:type="gramStart"/>
+      <w:r>
+        <w:rPr>
+          <w:sz w:val="28"/>
+          <w:szCs w:val="28"/>
+        </w:rPr>
+        <w:t>method :</w:t>
+      </w:r>
+      <w:proofErr w:type="gramEnd"/>
+      <w:r>
+        <w:rPr>
+          <w:sz w:val="28"/>
+          <w:szCs w:val="28"/>
+        </w:rPr>
+        <w:t xml:space="preserve"> if method is </w:t>
+      </w:r>
+      <w:proofErr w:type="gramStart"/>
+      <w:r>
+        <w:rPr>
+          <w:sz w:val="28"/>
+          <w:szCs w:val="28"/>
+        </w:rPr>
+        <w:t>static</w:t>
+      </w:r>
+      <w:proofErr w:type="gramEnd"/>
+      <w:r>
+        <w:rPr>
+          <w:sz w:val="28"/>
+          <w:szCs w:val="28"/>
+        </w:rPr>
+        <w:t xml:space="preserve"> we can call that method with help of class name object is not required. </w:t>
       </w:r>
     </w:p>
     <w:p>
@@ -156,21 +220,53 @@
           <w:sz w:val="28"/>
           <w:szCs w:val="28"/>
         </w:rPr>
-        <w:t>Heap memory</w:t>
-      </w:r>
-      <w:r>
-        <w:rPr>
-          <w:sz w:val="28"/>
-          <w:szCs w:val="28"/>
-        </w:rPr>
-        <w:t xml:space="preserve">(object level memory) </w:t>
-      </w:r>
-      <w:r>
-        <w:rPr>
-          <w:sz w:val="28"/>
-          <w:szCs w:val="28"/>
-        </w:rPr>
-        <w:t xml:space="preserve"> vs static memory </w:t>
+        <w:t xml:space="preserve">Heap </w:t>
+      </w:r>
+      <w:proofErr w:type="gramStart"/>
+      <w:r>
+        <w:rPr>
+          <w:sz w:val="28"/>
+          <w:szCs w:val="28"/>
+        </w:rPr>
+        <w:t>memory</w:t>
+      </w:r>
+      <w:r>
+        <w:rPr>
+          <w:sz w:val="28"/>
+          <w:szCs w:val="28"/>
+        </w:rPr>
+        <w:t>(</w:t>
+      </w:r>
+      <w:proofErr w:type="gramEnd"/>
+      <w:r>
+        <w:rPr>
+          <w:sz w:val="28"/>
+          <w:szCs w:val="28"/>
+        </w:rPr>
+        <w:t xml:space="preserve">object level </w:t>
+      </w:r>
+      <w:proofErr w:type="gramStart"/>
+      <w:r>
+        <w:rPr>
+          <w:sz w:val="28"/>
+          <w:szCs w:val="28"/>
+        </w:rPr>
+        <w:t xml:space="preserve">memory) </w:t>
+      </w:r>
+      <w:r>
+        <w:rPr>
+          <w:sz w:val="28"/>
+          <w:szCs w:val="28"/>
+        </w:rPr>
+        <w:t xml:space="preserve"> vs</w:t>
+      </w:r>
+      <w:proofErr w:type="gramEnd"/>
+      <w:r>
+        <w:rPr>
+          <w:sz w:val="28"/>
+          <w:szCs w:val="28"/>
+        </w:rPr>
+        <w:t xml:space="preserve"> static memory </w:t>
       </w:r>
       <w:r>
         <w:rPr>
@@ -217,6 +313,7 @@
           <w:szCs w:val="28"/>
         </w:rPr>
       </w:pPr>
+      <w:proofErr w:type="gramStart"/>
       <w:r>
         <w:rPr>
           <w:b/>
@@ -233,7 +330,17 @@
           <w:sz w:val="28"/>
           <w:szCs w:val="28"/>
         </w:rPr>
-        <w:t xml:space="preserve">: </w:t>
+        <w:t>:</w:t>
+      </w:r>
+      <w:proofErr w:type="gramEnd"/>
+      <w:r>
+        <w:rPr>
+          <w:b/>
+          <w:bCs/>
+          <w:sz w:val="28"/>
+          <w:szCs w:val="28"/>
+        </w:rPr>
+        <w:t xml:space="preserve"> </w:t>
       </w:r>
     </w:p>
     <w:p>
@@ -364,22 +471,70 @@
           <w:sz w:val="28"/>
           <w:szCs w:val="28"/>
         </w:rPr>
-        <w:t xml:space="preserve">By default all fields or variable inside a interface must be public, static and final. </w:t>
-      </w:r>
-    </w:p>
-    <w:p>
-      <w:pPr>
-        <w:rPr>
-          <w:sz w:val="28"/>
-          <w:szCs w:val="28"/>
-        </w:rPr>
-      </w:pPr>
-      <w:r>
-        <w:rPr>
-          <w:sz w:val="28"/>
-          <w:szCs w:val="28"/>
-        </w:rPr>
-        <w:t xml:space="preserve">By default all methods in interface are public and abstract. </w:t>
+        <w:t xml:space="preserve">By </w:t>
+      </w:r>
+      <w:proofErr w:type="gramStart"/>
+      <w:r>
+        <w:rPr>
+          <w:sz w:val="28"/>
+          <w:szCs w:val="28"/>
+        </w:rPr>
+        <w:t>default</w:t>
+      </w:r>
+      <w:proofErr w:type="gramEnd"/>
+      <w:r>
+        <w:rPr>
+          <w:sz w:val="28"/>
+          <w:szCs w:val="28"/>
+        </w:rPr>
+        <w:t xml:space="preserve"> all fields or variable inside </w:t>
+      </w:r>
+      <w:proofErr w:type="gramStart"/>
+      <w:r>
+        <w:rPr>
+          <w:sz w:val="28"/>
+          <w:szCs w:val="28"/>
+        </w:rPr>
+        <w:t>a</w:t>
+      </w:r>
+      <w:proofErr w:type="gramEnd"/>
+      <w:r>
+        <w:rPr>
+          <w:sz w:val="28"/>
+          <w:szCs w:val="28"/>
+        </w:rPr>
+        <w:t xml:space="preserve"> interface must be public, static and final. </w:t>
+      </w:r>
+    </w:p>
+    <w:p>
+      <w:pPr>
+        <w:rPr>
+          <w:sz w:val="28"/>
+          <w:szCs w:val="28"/>
+        </w:rPr>
+      </w:pPr>
+      <w:r>
+        <w:rPr>
+          <w:sz w:val="28"/>
+          <w:szCs w:val="28"/>
+        </w:rPr>
+        <w:t xml:space="preserve">By </w:t>
+      </w:r>
+      <w:proofErr w:type="gramStart"/>
+      <w:r>
+        <w:rPr>
+          <w:sz w:val="28"/>
+          <w:szCs w:val="28"/>
+        </w:rPr>
+        <w:t>default</w:t>
+      </w:r>
+      <w:proofErr w:type="gramEnd"/>
+      <w:r>
+        <w:rPr>
+          <w:sz w:val="28"/>
+          <w:szCs w:val="28"/>
+        </w:rPr>
+        <w:t xml:space="preserve"> all methods in interface are public and abstract. </w:t>
       </w:r>
     </w:p>
     <w:p>
@@ -635,6 +790,7 @@
         <w:t xml:space="preserve">, </w:t>
       </w:r>
       <w:proofErr w:type="spellStart"/>
+      <w:proofErr w:type="gramStart"/>
       <w:r>
         <w:rPr>
           <w:sz w:val="28"/>
@@ -651,6 +807,7 @@
         </w:rPr>
         <w:t>{</w:t>
       </w:r>
+      <w:proofErr w:type="gramEnd"/>
     </w:p>
     <w:p>
       <w:pPr>
@@ -722,6 +879,7 @@
         <w:t xml:space="preserve">implements </w:t>
       </w:r>
       <w:proofErr w:type="spellStart"/>
+      <w:proofErr w:type="gramStart"/>
       <w:r>
         <w:rPr>
           <w:sz w:val="28"/>
@@ -731,6 +889,7 @@
         <w:t>Abc,Mno</w:t>
       </w:r>
       <w:proofErr w:type="spellEnd"/>
+      <w:proofErr w:type="gramEnd"/>
       <w:r>
         <w:rPr>
           <w:sz w:val="28"/>
@@ -806,7 +965,55 @@
           <w:sz w:val="28"/>
           <w:szCs w:val="28"/>
         </w:rPr>
-        <w:t xml:space="preserve">One interface can extends more than one interface. But class can’t. class can extends only one. Class implements interface. One class can implements more than one interface. </w:t>
+        <w:t xml:space="preserve">One interface can </w:t>
+      </w:r>
+      <w:proofErr w:type="gramStart"/>
+      <w:r>
+        <w:rPr>
+          <w:sz w:val="28"/>
+          <w:szCs w:val="28"/>
+        </w:rPr>
+        <w:t>extends</w:t>
+      </w:r>
+      <w:proofErr w:type="gramEnd"/>
+      <w:r>
+        <w:rPr>
+          <w:sz w:val="28"/>
+          <w:szCs w:val="28"/>
+        </w:rPr>
+        <w:t xml:space="preserve"> more than one interface. But class can’t. class can </w:t>
+      </w:r>
+      <w:proofErr w:type="gramStart"/>
+      <w:r>
+        <w:rPr>
+          <w:sz w:val="28"/>
+          <w:szCs w:val="28"/>
+        </w:rPr>
+        <w:t>extends</w:t>
+      </w:r>
+      <w:proofErr w:type="gramEnd"/>
+      <w:r>
+        <w:rPr>
+          <w:sz w:val="28"/>
+          <w:szCs w:val="28"/>
+        </w:rPr>
+        <w:t xml:space="preserve"> only one. Class implements interface. One class can </w:t>
+      </w:r>
+      <w:proofErr w:type="gramStart"/>
+      <w:r>
+        <w:rPr>
+          <w:sz w:val="28"/>
+          <w:szCs w:val="28"/>
+        </w:rPr>
+        <w:t>implements</w:t>
+      </w:r>
+      <w:proofErr w:type="gramEnd"/>
+      <w:r>
+        <w:rPr>
+          <w:sz w:val="28"/>
+          <w:szCs w:val="28"/>
+        </w:rPr>
+        <w:t xml:space="preserve"> more than one interface. </w:t>
       </w:r>
     </w:p>
     <w:p>
@@ -936,7 +1143,39 @@
           <w:sz w:val="28"/>
           <w:szCs w:val="28"/>
         </w:rPr>
-        <w:t xml:space="preserve">Interface doesn’t contains default constructor as well as we can’t write any empty or parameter constructor. Abstract can contains default constructor as well as we can write parameterized constructor. </w:t>
+        <w:t xml:space="preserve">Interface doesn’t </w:t>
+      </w:r>
+      <w:proofErr w:type="gramStart"/>
+      <w:r>
+        <w:rPr>
+          <w:sz w:val="28"/>
+          <w:szCs w:val="28"/>
+        </w:rPr>
+        <w:t>contains</w:t>
+      </w:r>
+      <w:proofErr w:type="gramEnd"/>
+      <w:r>
+        <w:rPr>
+          <w:sz w:val="28"/>
+          <w:szCs w:val="28"/>
+        </w:rPr>
+        <w:t xml:space="preserve"> default constructor as well as we can’t write any empty or parameter constructor. Abstract can </w:t>
+      </w:r>
+      <w:proofErr w:type="gramStart"/>
+      <w:r>
+        <w:rPr>
+          <w:sz w:val="28"/>
+          <w:szCs w:val="28"/>
+        </w:rPr>
+        <w:t>contains</w:t>
+      </w:r>
+      <w:proofErr w:type="gramEnd"/>
+      <w:r>
+        <w:rPr>
+          <w:sz w:val="28"/>
+          <w:szCs w:val="28"/>
+        </w:rPr>
+        <w:t xml:space="preserve"> default constructor as well as we can write parameterized constructor. </w:t>
       </w:r>
     </w:p>
     <w:p>
@@ -956,7 +1195,39 @@
           <w:sz w:val="28"/>
           <w:szCs w:val="28"/>
         </w:rPr>
-        <w:t xml:space="preserve">Normal class can implements more than one interface but it can extends only one abstract class. </w:t>
+        <w:t xml:space="preserve">Normal class can </w:t>
+      </w:r>
+      <w:proofErr w:type="gramStart"/>
+      <w:r>
+        <w:rPr>
+          <w:sz w:val="28"/>
+          <w:szCs w:val="28"/>
+        </w:rPr>
+        <w:t>implements</w:t>
+      </w:r>
+      <w:proofErr w:type="gramEnd"/>
+      <w:r>
+        <w:rPr>
+          <w:sz w:val="28"/>
+          <w:szCs w:val="28"/>
+        </w:rPr>
+        <w:t xml:space="preserve"> more than one interface but it can </w:t>
+      </w:r>
+      <w:proofErr w:type="gramStart"/>
+      <w:r>
+        <w:rPr>
+          <w:sz w:val="28"/>
+          <w:szCs w:val="28"/>
+        </w:rPr>
+        <w:t>extends</w:t>
+      </w:r>
+      <w:proofErr w:type="gramEnd"/>
+      <w:r>
+        <w:rPr>
+          <w:sz w:val="28"/>
+          <w:szCs w:val="28"/>
+        </w:rPr>
+        <w:t xml:space="preserve"> only one abstract class. </w:t>
       </w:r>
     </w:p>
     <w:p>
@@ -976,7 +1247,23 @@
           <w:sz w:val="28"/>
           <w:szCs w:val="28"/>
         </w:rPr>
-        <w:t xml:space="preserve">Using interface we can achieve 100% abstraction using abstract class we can achieve partial abstract. </w:t>
+        <w:t xml:space="preserve">Using </w:t>
+      </w:r>
+      <w:proofErr w:type="gramStart"/>
+      <w:r>
+        <w:rPr>
+          <w:sz w:val="28"/>
+          <w:szCs w:val="28"/>
+        </w:rPr>
+        <w:t>interface</w:t>
+      </w:r>
+      <w:proofErr w:type="gramEnd"/>
+      <w:r>
+        <w:rPr>
+          <w:sz w:val="28"/>
+          <w:szCs w:val="28"/>
+        </w:rPr>
+        <w:t xml:space="preserve"> we can achieve 100% abstraction using abstract class we can achieve partial abstract. </w:t>
       </w:r>
     </w:p>
     <w:p>
@@ -996,7 +1283,23 @@
           <w:sz w:val="28"/>
           <w:szCs w:val="28"/>
         </w:rPr>
-        <w:t xml:space="preserve">Using interface we can provide specification. Class need to provide implementation base upon that specification. </w:t>
+        <w:t xml:space="preserve">Using interface we can provide specification. Class </w:t>
+      </w:r>
+      <w:proofErr w:type="gramStart"/>
+      <w:r>
+        <w:rPr>
+          <w:sz w:val="28"/>
+          <w:szCs w:val="28"/>
+        </w:rPr>
+        <w:t>need</w:t>
+      </w:r>
+      <w:proofErr w:type="gramEnd"/>
+      <w:r>
+        <w:rPr>
+          <w:sz w:val="28"/>
+          <w:szCs w:val="28"/>
+        </w:rPr>
+        <w:t xml:space="preserve"> to provide implementation base upon that specification. </w:t>
       </w:r>
     </w:p>
     <w:p>
@@ -1061,6 +1364,22 @@
         </w:rPr>
         <w:t xml:space="preserve">Whichever class extends abstract class or implements interface that class must be provide the body for all abstract method belongs that interface or abstract class mandatory. </w:t>
       </w:r>
+    </w:p>
+    <w:p>
+      <w:pPr>
+        <w:rPr>
+          <w:sz w:val="28"/>
+          <w:szCs w:val="28"/>
+        </w:rPr>
+      </w:pPr>
+    </w:p>
+    <w:p>
+      <w:pPr>
+        <w:rPr>
+          <w:sz w:val="28"/>
+          <w:szCs w:val="28"/>
+        </w:rPr>
+      </w:pPr>
     </w:p>
     <w:p>
       <w:pPr>
